--- a/KMIP_PKCS11_Install_Test_Guide.docx
+++ b/KMIP_PKCS11_Install_Test_Guide.docx
@@ -41,7 +41,7 @@
           <w:color w:val="606060"/>
           <w:sz w:val="22"/>
         </w:rPr>
-        <w:t>Version 1.0  ·  June 14, 2026</w:t>
+        <w:t>Version 1.0  ·  August 10, 2026</w:t>
       </w:r>
     </w:p>
     <w:p/>
@@ -72,7 +72,7 @@
           <w:rFonts w:ascii="Calibri" w:hAnsi="Calibri"/>
           <w:sz w:val="22"/>
         </w:rPr>
-        <w:t>This document describes how to install all dependencies, build the kmip_pkcs11 Python package, initialise a SoftHSM2 token, and execute the automated test suite (274 tests, 93 % coverage). All steps have been validated on Ubuntu 22.04 LTS / Debian 12 with Python 3.11.</w:t>
+        <w:t>This document describes how to install all dependencies, build the kmip_pkcs11 Python package, initialise a SoftHSM2 token, and execute the automated test suite (624 tests, 100 % pass rate). The server implements 41 of the 53 KMIP 2.1 operations (see Known Limitations in README_KMIP.md for the 12 deliberately deferred). All steps have been validated on Ubuntu 22.04 LTS / Debian 12 with Python 3.11.</w:t>
       </w:r>
     </w:p>
     <w:tbl>
@@ -302,7 +302,7 @@
                 <w:rFonts w:ascii="Calibri" w:hAnsi="Calibri"/>
                 <w:sz w:val="20"/>
               </w:rPr>
-              <w:t>0.7.0</w:t>
+              <w:t>0.9.5</w:t>
             </w:r>
           </w:p>
         </w:tc>
@@ -377,7 +377,7 @@
                 <w:rFonts w:ascii="Calibri" w:hAnsi="Calibri"/>
                 <w:sz w:val="20"/>
               </w:rPr>
-              <w:t>Alternate PKCS#11 binding (optional)</w:t>
+              <w:t>Alternate PKCS#11 binding (optional, declared in setup.py)</w:t>
             </w:r>
           </w:p>
         </w:tc>
@@ -1529,7 +1529,7 @@
                 <w:rFonts w:ascii="Calibri" w:hAnsi="Calibri"/>
                 <w:sz w:val="20"/>
               </w:rPr>
-              <w:t>0.9.4</w:t>
+              <w:t>0.9.5</w:t>
             </w:r>
           </w:p>
         </w:tc>
@@ -2364,7 +2364,7 @@
           <w:color w:val="378644"/>
           <w:sz w:val="20"/>
         </w:rPr>
-        <w:t>✔  All 274 tests should pass in approximately 10 seconds on a modern laptop.</w:t>
+        <w:t>✔  All 624 tests should pass, at a 100 % pass rate, run live against a real SoftHSM2 token.</w:t>
       </w:r>
     </w:p>
     <w:p>
@@ -2467,7 +2467,7 @@
           <w:color w:val="1A1A1A"/>
           <w:sz w:val="18"/>
         </w:rPr>
-        <w:t># kmip_pkcs11/tests/test_lifecycle.py::TestStateMachine::test_activate  PASSED</w:t>
+        <w:t># kmip_pkcs11/tests/test_lifecycle.py::TestTransitions::test_activate  PASSED</w:t>
       </w:r>
     </w:p>
     <w:p>
@@ -2497,7 +2497,7 @@
           <w:color w:val="1A1A1A"/>
           <w:sz w:val="18"/>
         </w:rPr>
-        <w:t># 274 passed in 9.97s</w:t>
+        <w:t># 624 passed</w:t>
       </w:r>
     </w:p>
     <w:p>
@@ -2642,6 +2642,96 @@
           <w:color w:val="1A1A1A"/>
           <w:sz w:val="18"/>
         </w:rPr>
+        <w:t># Metadata store unit tests only</w:t>
+      </w:r>
+    </w:p>
+    <w:p>
+      <w:pPr>
+        <w:spacing w:before="0" w:after="0"/>
+        <w:ind w:left="227" w:right="227"/>
+        <w:shd w:val="clear" w:color="auto" w:fill="F2F2F2"/>
+      </w:pPr>
+      <w:r>
+        <w:rPr>
+          <w:rFonts w:ascii="Courier New" w:hAnsi="Courier New"/>
+          <w:color w:val="1A1A1A"/>
+          <w:sz w:val="18"/>
+        </w:rPr>
+        <w:t>pytest kmip_pkcs11/tests/test_metadata.py -v</w:t>
+      </w:r>
+    </w:p>
+    <w:p>
+      <w:pPr>
+        <w:spacing w:before="0" w:after="0"/>
+        <w:ind w:left="227" w:right="227"/>
+        <w:shd w:val="clear" w:color="auto" w:fill="F2F2F2"/>
+      </w:pPr>
+      <w:r>
+        <w:rPr>
+          <w:rFonts w:ascii="Courier New" w:hAnsi="Courier New"/>
+          <w:color w:val="1A1A1A"/>
+          <w:sz w:val="18"/>
+        </w:rPr>
+        <w:t xml:space="preserve"> </w:t>
+      </w:r>
+    </w:p>
+    <w:p>
+      <w:pPr>
+        <w:spacing w:before="0" w:after="0"/>
+        <w:ind w:left="227" w:right="227"/>
+        <w:shd w:val="clear" w:color="auto" w:fill="F2F2F2"/>
+      </w:pPr>
+      <w:r>
+        <w:rPr>
+          <w:rFonts w:ascii="Courier New" w:hAnsi="Courier New"/>
+          <w:color w:val="1A1A1A"/>
+          <w:sz w:val="18"/>
+        </w:rPr>
+        <w:t># Operation integration tests (requires SoftHSM2)</w:t>
+      </w:r>
+    </w:p>
+    <w:p>
+      <w:pPr>
+        <w:spacing w:before="0" w:after="0"/>
+        <w:ind w:left="227" w:right="227"/>
+        <w:shd w:val="clear" w:color="auto" w:fill="F2F2F2"/>
+      </w:pPr>
+      <w:r>
+        <w:rPr>
+          <w:rFonts w:ascii="Courier New" w:hAnsi="Courier New"/>
+          <w:color w:val="1A1A1A"/>
+          <w:sz w:val="18"/>
+        </w:rPr>
+        <w:t>pytest kmip_pkcs11/tests/test_operations.py -v</w:t>
+      </w:r>
+    </w:p>
+    <w:p>
+      <w:pPr>
+        <w:spacing w:before="0" w:after="0"/>
+        <w:ind w:left="227" w:right="227"/>
+        <w:shd w:val="clear" w:color="auto" w:fill="F2F2F2"/>
+      </w:pPr>
+      <w:r>
+        <w:rPr>
+          <w:rFonts w:ascii="Courier New" w:hAnsi="Courier New"/>
+          <w:color w:val="1A1A1A"/>
+          <w:sz w:val="18"/>
+        </w:rPr>
+        <w:t xml:space="preserve"> </w:t>
+      </w:r>
+    </w:p>
+    <w:p>
+      <w:pPr>
+        <w:spacing w:before="0" w:after="0"/>
+        <w:ind w:left="227" w:right="227"/>
+        <w:shd w:val="clear" w:color="auto" w:fill="F2F2F2"/>
+      </w:pPr>
+      <w:r>
+        <w:rPr>
+          <w:rFonts w:ascii="Courier New" w:hAnsi="Courier New"/>
+          <w:color w:val="1A1A1A"/>
+          <w:sz w:val="18"/>
+        </w:rPr>
         <w:t># KMIP conformance tests (requires SoftHSM2)</w:t>
       </w:r>
     </w:p>
@@ -2687,7 +2777,22 @@
           <w:color w:val="1A1A1A"/>
           <w:sz w:val="18"/>
         </w:rPr>
-        <w:t># Extended coverage tests</w:t>
+        <w:t># Extended coverage tests — every operation, algorithm/mode coverage,</w:t>
+      </w:r>
+    </w:p>
+    <w:p>
+      <w:pPr>
+        <w:spacing w:before="0" w:after="0"/>
+        <w:ind w:left="227" w:right="227"/>
+        <w:shd w:val="clear" w:color="auto" w:fill="F2F2F2"/>
+      </w:pPr>
+      <w:r>
+        <w:rPr>
+          <w:rFonts w:ascii="Courier New" w:hAnsi="Courier New"/>
+          <w:color w:val="1A1A1A"/>
+          <w:sz w:val="18"/>
+        </w:rPr>
+        <w:t># error paths, access control, session concurrency (requires SoftHSM2)</w:t>
       </w:r>
     </w:p>
     <w:p>
@@ -2740,7 +2845,7 @@
           <w:rFonts w:ascii="Calibri" w:hAnsi="Calibri"/>
           <w:sz w:val="22"/>
         </w:rPr>
-        <w:t>Two modules do not require SoftHSM2 and can be run in any environment:</w:t>
+        <w:t>Three modules do not require SoftHSM2 and can be run in any environment:</w:t>
       </w:r>
     </w:p>
     <w:p>
@@ -3419,7 +3524,7 @@
           <w:rFonts w:ascii="Calibri" w:hAnsi="Calibri"/>
           <w:sz w:val="22"/>
         </w:rPr>
-        <w:t>Results from the final test run (274 tests):</w:t>
+        <w:t>Results from the current test run (624 tests, run live against a real SoftHSM2 token):</w:t>
       </w:r>
     </w:p>
     <w:tbl>
@@ -3495,7 +3600,7 @@
                 <w:color w:val="FFFFFF"/>
                 <w:sz w:val="20"/>
               </w:rPr>
-              <w:t>Coverage</w:t>
+              <w:t>Pass Rate</w:t>
             </w:r>
           </w:p>
         </w:tc>
@@ -3632,7 +3737,7 @@
                 <w:rFonts w:ascii="Calibri" w:hAnsi="Calibri"/>
                 <w:sz w:val="20"/>
               </w:rPr>
-              <w:t>18</w:t>
+              <w:t>26</w:t>
             </w:r>
           </w:p>
         </w:tc>
@@ -3708,7 +3813,7 @@
                 <w:rFonts w:ascii="Calibri" w:hAnsi="Calibri"/>
                 <w:sz w:val="20"/>
               </w:rPr>
-              <w:t>16</w:t>
+              <w:t>18</w:t>
             </w:r>
           </w:p>
         </w:tc>
@@ -3898,7 +4003,7 @@
                 <w:rFonts w:ascii="Calibri" w:hAnsi="Calibri"/>
                 <w:sz w:val="20"/>
               </w:rPr>
-              <w:t>KMIP 2.1 conformance</w:t>
+              <w:t>KMIP 2.1 conformance (OASIS TC mapping)</w:t>
             </w:r>
           </w:p>
         </w:tc>
@@ -3936,7 +4041,7 @@
                 <w:rFonts w:ascii="Calibri" w:hAnsi="Calibri"/>
                 <w:sz w:val="20"/>
               </w:rPr>
-              <w:t>162</w:t>
+              <w:t>502</w:t>
             </w:r>
           </w:p>
         </w:tc>
@@ -3954,7 +4059,7 @@
                 <w:rFonts w:ascii="Calibri" w:hAnsi="Calibri"/>
                 <w:sz w:val="20"/>
               </w:rPr>
-              <w:t>99 %</w:t>
+              <w:t>100 %</w:t>
             </w:r>
           </w:p>
         </w:tc>
@@ -3972,7 +4077,7 @@
                 <w:rFonts w:ascii="Calibri" w:hAnsi="Calibri"/>
                 <w:sz w:val="20"/>
               </w:rPr>
-              <w:t>Branch / gap coverage</w:t>
+              <w:t>Every operation, algorithm/mode coverage, error paths, access control, session concurrency</w:t>
             </w:r>
           </w:p>
         </w:tc>
@@ -4012,7 +4117,7 @@
                 <w:rFonts w:ascii="Calibri" w:hAnsi="Calibri"/>
                 <w:sz w:val="20"/>
               </w:rPr>
-              <w:t>274</w:t>
+              <w:t>624</w:t>
             </w:r>
           </w:p>
         </w:tc>
@@ -4031,7 +4136,7 @@
                 <w:rFonts w:ascii="Calibri" w:hAnsi="Calibri"/>
                 <w:sz w:val="20"/>
               </w:rPr>
-              <w:t>93 %</w:t>
+              <w:t>100 %</w:t>
             </w:r>
           </w:p>
         </w:tc>
@@ -4050,7 +4155,7 @@
                 <w:rFonts w:ascii="Calibri" w:hAnsi="Calibri"/>
                 <w:sz w:val="20"/>
               </w:rPr>
-              <w:t>97.5 % excl. demo script</w:t>
+              <w:t>All modules run live against a real SoftHSM2 token</w:t>
             </w:r>
           </w:p>
         </w:tc>
@@ -4069,7 +4174,7 @@
           <w:color w:val="D86B00"/>
           <w:sz w:val="20"/>
         </w:rPr>
-        <w:t>⚠  demo.py (153 lines) is intentionally excluded from the coverage target as it requires a fully running server and interactive environment. Excluding it, library coverage is 97.5 %.</w:t>
+        <w:t>⚠  demo.py is intentionally excluded from the automated test suite — it requires a fully running server and an interactive environment and is exercised manually (see Section 1 / README_KMIP.md Quick Start).</w:t>
       </w:r>
     </w:p>
     <w:p>
@@ -4272,7 +4377,7 @@
                 <w:rFonts w:ascii="Calibri" w:hAnsi="Calibri"/>
                 <w:sz w:val="20"/>
               </w:rPr>
-              <w:t>18 unit tests for the key lifecycle state machine: all legal transitions (PreActive→Active→Deactivated→Compromised→Destroyed), all forbidden transitions, and operation permission checks.</w:t>
+              <w:t>26 unit tests for the key lifecycle state machine (lifecycle/state_machine.py): all legal transitions (PreActive→Active→Deactivated→Compromised→Destroyed / DestroyedCompromised), all forbidden transitions, revoke(normal) vs. revoke(compromise) branching, and usage-allowed checks per state.</w:t>
             </w:r>
           </w:p>
         </w:tc>
@@ -4330,7 +4435,7 @@
                 <w:rFonts w:ascii="Calibri" w:hAnsi="Calibri"/>
                 <w:sz w:val="20"/>
               </w:rPr>
-              <w:t>16 unit tests for the SQLite metadata store: create/get/update/delete, activation-date auto-activation, locate filters (name, type, algorithm, state, owner), attribute CRUD.</w:t>
+              <w:t>18 unit tests for the SQLite metadata store: create/get/update/delete, activation-date auto-activation, state transitions, locate filters (name, type, algorithm, state, owner), attribute CRUD.</w:t>
             </w:r>
           </w:p>
         </w:tc>
@@ -4502,7 +4607,7 @@
                 <w:rFonts w:ascii="Calibri" w:hAnsi="Calibri"/>
                 <w:sz w:val="20"/>
               </w:rPr>
-              <w:t>162 targeted branch-coverage tests: every uncovered line in all 16 operation handlers, the PKCS#11 shim (import/export, sign/verify, EC keys, random), server error paths, client context manager, and lifecycle edge cases.</w:t>
+              <w:t>502 live tests — by far the largest module. Exercises every one of the 41 implemented KMIP operations end-to-end against the live SoftHSM2 token; full algorithm and block-cipher-mode coverage (GCM/CTR/CFB/OFB/CCM, RSA, EC/ECDSA/ECDH, DSA, DH, HMAC, MAC, hashing, split-key, derive-key, wrap/unwrap); capability-gating (mechanisms the token doesn't support must fail cleanly with OperationNotSupported, never a raw PKCS#11 error); error paths across every handler; the access-control model (object ownership, the admin role, and delegated read/full grants — see README_KMIP.md's Access Control section); and session-concurrency regression tests that hammer the shared PKCS#11 session with multiple threads at once, verifying correctness under the threading.RLock in pkcs11_shim/shim.py.</w:t>
             </w:r>
           </w:p>
         </w:tc>
@@ -4520,7 +4625,7 @@
                 <w:rFonts w:ascii="Calibri" w:hAnsi="Calibri"/>
                 <w:sz w:val="20"/>
               </w:rPr>
-              <w:t>Yes (most tests)</w:t>
+              <w:t>Yes (nearly all tests)</w:t>
             </w:r>
           </w:p>
         </w:tc>
@@ -4684,7 +4789,7 @@
                 <w:rFonts w:ascii="Calibri" w:hAnsi="Calibri"/>
                 <w:sz w:val="20"/>
               </w:rPr>
-              <w:t>Creates /tmp/softhsm2_tests/ and initialises a SoftHSM2 token labelled KMIPTestSuite (PIN: 9999).</w:t>
+              <w:t>Creates /tmp/softhsm2_tests/ and initialises a SoftHSM2 token labelled KMIPTestSuite (PIN: 9999, SO-PIN: 8888).</w:t>
             </w:r>
           </w:p>
         </w:tc>
@@ -4799,7 +4904,7 @@
                 <w:rFonts w:ascii="Calibri" w:hAnsi="Calibri"/>
                 <w:sz w:val="20"/>
               </w:rPr>
-              <w:t>Opens and yields an initialised PKCS11Shim connected to the KMIPTestSuite token. Finalises after all tests complete.</w:t>
+              <w:t>Opens and yields an initialised PKCS11Shim connected to the KMIPTestSuite token. Finalised after all tests complete.</w:t>
             </w:r>
           </w:p>
         </w:tc>
@@ -4855,7 +4960,66 @@
                 <w:rFonts w:ascii="Calibri" w:hAnsi="Calibri"/>
                 <w:sz w:val="20"/>
               </w:rPr>
-              <w:t>Spins up a KMIPServer on a unique port (starting at 15700), connects a KMIPClient, and yields both. Tears down after each test.</w:t>
+              <w:t>Spins up a KMIPServer on a unique port (starting at 15700) backed by the session-scoped shim, connects a single KMIPClient, and yields (client, store). Tears down after each test.</w:t>
+            </w:r>
+          </w:p>
+        </w:tc>
+      </w:tr>
+      <w:tr>
+        <w:tc>
+          <w:tcPr>
+            <w:tcW w:type="dxa" w:w="1984"/>
+            <w:shd w:val="clear" w:color="auto" w:fill="F5F8FF"/>
+            <w:vAlign w:val="center"/>
+          </w:tcPr>
+          <w:p>
+            <w:pPr>
+              <w:spacing w:before="20" w:after="20"/>
+            </w:pPr>
+            <w:r>
+              <w:rPr>
+                <w:rFonts w:ascii="Calibri" w:hAnsi="Calibri"/>
+                <w:sz w:val="20"/>
+              </w:rPr>
+              <w:t>kmip_server</w:t>
+            </w:r>
+          </w:p>
+        </w:tc>
+        <w:tc>
+          <w:tcPr>
+            <w:tcW w:type="dxa" w:w="2268"/>
+            <w:shd w:val="clear" w:color="auto" w:fill="F5F8FF"/>
+            <w:vAlign w:val="center"/>
+          </w:tcPr>
+          <w:p>
+            <w:pPr>
+              <w:spacing w:before="20" w:after="20"/>
+            </w:pPr>
+            <w:r>
+              <w:rPr>
+                <w:rFonts w:ascii="Calibri" w:hAnsi="Calibri"/>
+                <w:sz w:val="20"/>
+              </w:rPr>
+              <w:t>function</w:t>
+            </w:r>
+          </w:p>
+        </w:tc>
+        <w:tc>
+          <w:tcPr>
+            <w:tcW w:type="dxa" w:w="5953"/>
+            <w:shd w:val="clear" w:color="auto" w:fill="F5F8FF"/>
+            <w:vAlign w:val="center"/>
+          </w:tcPr>
+          <w:p>
+            <w:pPr>
+              <w:spacing w:before="20" w:after="20"/>
+            </w:pPr>
+            <w:r>
+              <w:rPr>
+                <w:rFonts w:ascii="Calibri" w:hAnsi="Calibri"/>
+                <w:sz w:val="20"/>
+              </w:rPr>
+              <w:t>Spins up a KMIPServer the same way as server_client but without attaching a client, so a test can connect multiple KMIPClients (e.g. with different Credentials) against the same running server — used by the access-control and concurrency tests. Yields (store, port).</w:t>
             </w:r>
           </w:p>
         </w:tc>
@@ -5478,6 +5642,172 @@
     </w:p>
     <w:p>
       <w:pPr>
+        <w:spacing w:before="160" w:after="40"/>
+      </w:pPr>
+      <w:r>
+        <w:rPr>
+          <w:rFonts w:ascii="Calibri" w:hAnsi="Calibri"/>
+          <w:b/>
+          <w:color w:val="1F3964"/>
+          <w:sz w:val="24"/>
+        </w:rPr>
+        <w:t>Native crash / segfault under concurrent load</w:t>
+      </w:r>
+    </w:p>
+    <w:p>
+      <w:pPr>
+        <w:spacing w:before="0" w:after="40"/>
+      </w:pPr>
+      <w:r>
+        <w:rPr>
+          <w:rFonts w:ascii="Calibri" w:hAnsi="Calibri"/>
+          <w:sz w:val="22"/>
+        </w:rPr>
+        <w:t>This is not a bug to fix — it is the known python-pkcs11 / SoftHSM2 threading limitation documented in README_KMIP.md's Known Limitations. python-pkcs11 0.9.5 calls C_Initialize(NULL), so the library never enables its own internal thread safety; separate PKCS#11 sessions per thread do not work around that and reproducibly segfault or corrupt operations under concurrency. The fix already in place is the single, shared PKCS#11 session serialized by the threading.RLock in pkcs11_shim/shim.py (server.py runs one thread per client connection, but all threads share that one locked session). Do not attempt to add a session pool as a fix — a real fix would require a PKCS#11 binding that passes CKF_OS_LOCKING_OK, or a multi-process worker pool.</w:t>
+      </w:r>
+    </w:p>
+    <w:p>
+      <w:pPr>
+        <w:spacing w:before="0" w:after="0"/>
+        <w:ind w:left="227" w:right="227"/>
+        <w:shd w:val="clear" w:color="auto" w:fill="F2F2F2"/>
+      </w:pPr>
+      <w:r>
+        <w:rPr>
+          <w:rFonts w:ascii="Courier New" w:hAnsi="Courier New"/>
+          <w:color w:val="1A1A1A"/>
+          <w:sz w:val="18"/>
+        </w:rPr>
+        <w:t># No user action required — the lock in pkcs11_shim/shim.py is the fix.</w:t>
+      </w:r>
+    </w:p>
+    <w:p>
+      <w:pPr>
+        <w:spacing w:before="0" w:after="120"/>
+        <w:shd w:val="clear" w:color="auto" w:fill="F2F2F2"/>
+      </w:pPr>
+      <w:r>
+        <w:rPr>
+          <w:sz w:val="6"/>
+        </w:rPr>
+        <w:t xml:space="preserve"> </w:t>
+      </w:r>
+    </w:p>
+    <w:p>
+      <w:pPr>
+        <w:spacing w:before="160" w:after="40"/>
+      </w:pPr>
+      <w:r>
+        <w:rPr>
+          <w:rFonts w:ascii="Calibri" w:hAnsi="Calibri"/>
+          <w:b/>
+          <w:color w:val="1F3964"/>
+          <w:sz w:val="24"/>
+        </w:rPr>
+        <w:t>OperationFailed / NotAuthorized or PermissionDenied on an operation that used to work</w:t>
+      </w:r>
+    </w:p>
+    <w:p>
+      <w:pPr>
+        <w:spacing w:before="0" w:after="40"/>
+      </w:pPr>
+      <w:r>
+        <w:rPr>
+          <w:rFonts w:ascii="Calibri" w:hAnsi="Calibri"/>
+          <w:sz w:val="22"/>
+        </w:rPr>
+        <w:t>The calling identity is neither the owner of the object nor holds the admin role nor has a delegated grant for it. Access control (lifecycle/access_control.py) checks, in order: admin role, ownership (set at Create/Register/etc. time), then a delegated 'read' or 'full' grant. See the Access Control section of README_KMIP.md for the full authorization model.</w:t>
+      </w:r>
+    </w:p>
+    <w:p>
+      <w:pPr>
+        <w:spacing w:before="0" w:after="0"/>
+        <w:ind w:left="227" w:right="227"/>
+        <w:shd w:val="clear" w:color="auto" w:fill="F2F2F2"/>
+      </w:pPr>
+      <w:r>
+        <w:rPr>
+          <w:rFonts w:ascii="Courier New" w:hAnsi="Courier New"/>
+          <w:color w:val="1A1A1A"/>
+          <w:sz w:val="18"/>
+        </w:rPr>
+        <w:t># Grant an identity the admin role (unconditional access to every object):</w:t>
+      </w:r>
+    </w:p>
+    <w:p>
+      <w:pPr>
+        <w:spacing w:before="0" w:after="0"/>
+        <w:ind w:left="227" w:right="227"/>
+        <w:shd w:val="clear" w:color="auto" w:fill="F2F2F2"/>
+      </w:pPr>
+      <w:r>
+        <w:rPr>
+          <w:rFonts w:ascii="Courier New" w:hAnsi="Courier New"/>
+          <w:color w:val="1A1A1A"/>
+          <w:sz w:val="18"/>
+        </w:rPr>
+        <w:t>store.assign_role("alice", "admin")</w:t>
+      </w:r>
+    </w:p>
+    <w:p>
+      <w:pPr>
+        <w:spacing w:before="0" w:after="0"/>
+        <w:ind w:left="227" w:right="227"/>
+        <w:shd w:val="clear" w:color="auto" w:fill="F2F2F2"/>
+      </w:pPr>
+      <w:r>
+        <w:rPr>
+          <w:rFonts w:ascii="Courier New" w:hAnsi="Courier New"/>
+          <w:color w:val="1A1A1A"/>
+          <w:sz w:val="18"/>
+        </w:rPr>
+        <w:t xml:space="preserve"> </w:t>
+      </w:r>
+    </w:p>
+    <w:p>
+      <w:pPr>
+        <w:spacing w:before="0" w:after="0"/>
+        <w:ind w:left="227" w:right="227"/>
+        <w:shd w:val="clear" w:color="auto" w:fill="F2F2F2"/>
+      </w:pPr>
+      <w:r>
+        <w:rPr>
+          <w:rFonts w:ascii="Courier New" w:hAnsi="Courier New"/>
+          <w:color w:val="1A1A1A"/>
+          <w:sz w:val="18"/>
+        </w:rPr>
+        <w:t># Or delegate access to one specific object without transferring ownership:</w:t>
+      </w:r>
+    </w:p>
+    <w:p>
+      <w:pPr>
+        <w:spacing w:before="0" w:after="0"/>
+        <w:ind w:left="227" w:right="227"/>
+        <w:shd w:val="clear" w:color="auto" w:fill="F2F2F2"/>
+      </w:pPr>
+      <w:r>
+        <w:rPr>
+          <w:rFonts w:ascii="Courier New" w:hAnsi="Courier New"/>
+          <w:color w:val="1A1A1A"/>
+          <w:sz w:val="18"/>
+        </w:rPr>
+        <w:t>store.grant_access(uid, "bob", "read")   # or "full" for mutating ops</w:t>
+      </w:r>
+    </w:p>
+    <w:p>
+      <w:pPr>
+        <w:spacing w:before="0" w:after="120"/>
+        <w:shd w:val="clear" w:color="auto" w:fill="F2F2F2"/>
+      </w:pPr>
+      <w:r>
+        <w:rPr>
+          <w:sz w:val="6"/>
+        </w:rPr>
+        <w:t xml:space="preserve"> </w:t>
+      </w:r>
+    </w:p>
+    <w:p>
+      <w:pPr>
         <w:spacing w:before="360" w:after="120"/>
         <w:pBdr>
           <w:bottom w:val="single" w:sz="6" w:space="1" w:color="2E74B5"/>
@@ -5666,7 +5996,7 @@
           <w:color w:val="1A1A1A"/>
           <w:sz w:val="18"/>
         </w:rPr>
-        <w:t xml:space="preserve">    │   ├── enums.py            # KMIP enumerations</w:t>
+        <w:t xml:space="preserve">    │   ├── enums.py            # KMIP enumerations (Tag, Operation, State, …)</w:t>
       </w:r>
     </w:p>
     <w:p>
@@ -5726,7 +6056,22 @@
           <w:color w:val="1A1A1A"/>
           <w:sz w:val="18"/>
         </w:rPr>
-        <w:t xml:space="preserve">    │   └── state_machine.py    # Key lifecycle state transitions</w:t>
+        <w:t xml:space="preserve">    │   ├── state_machine.py    # Key lifecycle state transitions</w:t>
+      </w:r>
+    </w:p>
+    <w:p>
+      <w:pPr>
+        <w:spacing w:before="0" w:after="0"/>
+        <w:ind w:left="227" w:right="227"/>
+        <w:shd w:val="clear" w:color="auto" w:fill="F2F2F2"/>
+      </w:pPr>
+      <w:r>
+        <w:rPr>
+          <w:rFonts w:ascii="Courier New" w:hAnsi="Courier New"/>
+          <w:color w:val="1A1A1A"/>
+          <w:sz w:val="18"/>
+        </w:rPr>
+        <w:t xml:space="preserve">    │   └── access_control.py   # Owner / admin role / delegated grants</w:t>
       </w:r>
     </w:p>
     <w:p>
@@ -5756,7 +6101,7 @@
           <w:color w:val="1A1A1A"/>
           <w:sz w:val="18"/>
         </w:rPr>
-        <w:t xml:space="preserve">    │   └── store.py            # SQLite metadata store (WAL mode)</w:t>
+        <w:t xml:space="preserve">    │   └── store.py            # SQLite metadata store (objects, attrs, roles, grants)</w:t>
       </w:r>
     </w:p>
     <w:p>
@@ -5786,7 +6131,7 @@
           <w:color w:val="1A1A1A"/>
           <w:sz w:val="18"/>
         </w:rPr>
-        <w:t xml:space="preserve">    │   └── shim.py             # PKCS#11 / SoftHSM2 wrapper</w:t>
+        <w:t xml:space="preserve">    │   └── shim.py             # PKCS#11 / SoftHSM2 wrapper, capability probe, session lock</w:t>
       </w:r>
     </w:p>
     <w:p>
@@ -5801,7 +6146,7 @@
           <w:color w:val="1A1A1A"/>
           <w:sz w:val="18"/>
         </w:rPr>
-        <w:t xml:space="preserve">    ├── operations/             # One file per KMIP operation</w:t>
+        <w:t xml:space="preserve">    ├── operations/             # One file per KMIP operation (41 files total) — dispatcher.py routes</w:t>
       </w:r>
     </w:p>
     <w:p>
@@ -5831,7 +6176,7 @@
           <w:color w:val="1A1A1A"/>
           <w:sz w:val="18"/>
         </w:rPr>
-        <w:t xml:space="preserve">    │   ├── create.py</w:t>
+        <w:t xml:space="preserve">    │   ├── create.py, create_keypair.py, register.py, import_op.py, export_op.py</w:t>
       </w:r>
     </w:p>
     <w:p>
@@ -5846,7 +6191,7 @@
           <w:color w:val="1A1A1A"/>
           <w:sz w:val="18"/>
         </w:rPr>
-        <w:t xml:space="preserve">    │   ├── create_keypair.py</w:t>
+        <w:t xml:space="preserve">    │   ├── get.py, get_attributes.py, get_usage_allocation.py, locate.py</w:t>
       </w:r>
     </w:p>
     <w:p>
@@ -5861,7 +6206,7 @@
           <w:color w:val="1A1A1A"/>
           <w:sz w:val="18"/>
         </w:rPr>
-        <w:t xml:space="preserve">    │   ├── register.py</w:t>
+        <w:t xml:space="preserve">    │   ├── add_attribute.py, modify_attribute.py, delete_attribute.py,</w:t>
       </w:r>
     </w:p>
     <w:p>
@@ -5876,7 +6221,7 @@
           <w:color w:val="1A1A1A"/>
           <w:sz w:val="18"/>
         </w:rPr>
-        <w:t xml:space="preserve">    │   ├── get.py</w:t>
+        <w:t xml:space="preserve">    │   │   set_attribute.py, adjust_attribute.py</w:t>
       </w:r>
     </w:p>
     <w:p>
@@ -5891,7 +6236,7 @@
           <w:color w:val="1A1A1A"/>
           <w:sz w:val="18"/>
         </w:rPr>
-        <w:t xml:space="preserve">    │   ├── get_attributes.py</w:t>
+        <w:t xml:space="preserve">    │   ├── activate.py, revoke.py, destroy.py, archive.py, recover.py, check.py</w:t>
       </w:r>
     </w:p>
     <w:p>
@@ -5906,7 +6251,7 @@
           <w:color w:val="1A1A1A"/>
           <w:sz w:val="18"/>
         </w:rPr>
-        <w:t xml:space="preserve">    │   ├── add_attribute.py</w:t>
+        <w:t xml:space="preserve">    │   ├── encrypt.py, decrypt.py, sign.py, signature_verify.py</w:t>
       </w:r>
     </w:p>
     <w:p>
@@ -5921,7 +6266,7 @@
           <w:color w:val="1A1A1A"/>
           <w:sz w:val="18"/>
         </w:rPr>
-        <w:t xml:space="preserve">    │   ├── delete_attribute.py</w:t>
+        <w:t xml:space="preserve">    │   ├── mac.py, mac_verify.py, hash_op.py</w:t>
       </w:r>
     </w:p>
     <w:p>
@@ -5936,7 +6281,7 @@
           <w:color w:val="1A1A1A"/>
           <w:sz w:val="18"/>
         </w:rPr>
-        <w:t xml:space="preserve">    │   ├── locate.py</w:t>
+        <w:t xml:space="preserve">    │   ├── rekey.py, rekey_keypair.py, certify.py, recertify.py</w:t>
       </w:r>
     </w:p>
     <w:p>
@@ -5951,7 +6296,7 @@
           <w:color w:val="1A1A1A"/>
           <w:sz w:val="18"/>
         </w:rPr>
-        <w:t xml:space="preserve">    │   ├── activate.py</w:t>
+        <w:t xml:space="preserve">    │   ├── derive_key.py, create_split_key.py, join_split_key.py</w:t>
       </w:r>
     </w:p>
     <w:p>
@@ -5966,7 +6311,7 @@
           <w:color w:val="1A1A1A"/>
           <w:sz w:val="18"/>
         </w:rPr>
-        <w:t xml:space="preserve">    │   ├── revoke.py</w:t>
+        <w:t xml:space="preserve">    │   ├── validate.py, obtain_lease.py, rng_retrieve.py, rng_seed.py</w:t>
       </w:r>
     </w:p>
     <w:p>
@@ -5981,67 +6326,7 @@
           <w:color w:val="1A1A1A"/>
           <w:sz w:val="18"/>
         </w:rPr>
-        <w:t xml:space="preserve">    │   ├── destroy.py</w:t>
-      </w:r>
-    </w:p>
-    <w:p>
-      <w:pPr>
-        <w:spacing w:before="0" w:after="0"/>
-        <w:ind w:left="227" w:right="227"/>
-        <w:shd w:val="clear" w:color="auto" w:fill="F2F2F2"/>
-      </w:pPr>
-      <w:r>
-        <w:rPr>
-          <w:rFonts w:ascii="Courier New" w:hAnsi="Courier New"/>
-          <w:color w:val="1A1A1A"/>
-          <w:sz w:val="18"/>
-        </w:rPr>
-        <w:t xml:space="preserve">    │   ├── encrypt.py</w:t>
-      </w:r>
-    </w:p>
-    <w:p>
-      <w:pPr>
-        <w:spacing w:before="0" w:after="0"/>
-        <w:ind w:left="227" w:right="227"/>
-        <w:shd w:val="clear" w:color="auto" w:fill="F2F2F2"/>
-      </w:pPr>
-      <w:r>
-        <w:rPr>
-          <w:rFonts w:ascii="Courier New" w:hAnsi="Courier New"/>
-          <w:color w:val="1A1A1A"/>
-          <w:sz w:val="18"/>
-        </w:rPr>
-        <w:t xml:space="preserve">    │   ├── decrypt.py</w:t>
-      </w:r>
-    </w:p>
-    <w:p>
-      <w:pPr>
-        <w:spacing w:before="0" w:after="0"/>
-        <w:ind w:left="227" w:right="227"/>
-        <w:shd w:val="clear" w:color="auto" w:fill="F2F2F2"/>
-      </w:pPr>
-      <w:r>
-        <w:rPr>
-          <w:rFonts w:ascii="Courier New" w:hAnsi="Courier New"/>
-          <w:color w:val="1A1A1A"/>
-          <w:sz w:val="18"/>
-        </w:rPr>
-        <w:t xml:space="preserve">    │   ├── query.py</w:t>
-      </w:r>
-    </w:p>
-    <w:p>
-      <w:pPr>
-        <w:spacing w:before="0" w:after="0"/>
-        <w:ind w:left="227" w:right="227"/>
-        <w:shd w:val="clear" w:color="auto" w:fill="F2F2F2"/>
-      </w:pPr>
-      <w:r>
-        <w:rPr>
-          <w:rFonts w:ascii="Courier New" w:hAnsi="Courier New"/>
-          <w:color w:val="1A1A1A"/>
-          <w:sz w:val="18"/>
-        </w:rPr>
-        <w:t xml:space="preserve">    │   └── discover_versions.py</w:t>
+        <w:t xml:space="preserve">    │   └── query.py, discover_versions.py</w:t>
       </w:r>
     </w:p>
     <w:p>
@@ -6071,7 +6356,7 @@
           <w:color w:val="1A1A1A"/>
           <w:sz w:val="18"/>
         </w:rPr>
-        <w:t xml:space="preserve">    │   └── server.py           # TCP server (thread-per-client)</w:t>
+        <w:t xml:space="preserve">    │   └── server.py           # TCP server (thread-per-client, Credential auth, optional TLS)</w:t>
       </w:r>
     </w:p>
     <w:p>
@@ -6116,7 +6401,7 @@
           <w:color w:val="1A1A1A"/>
           <w:sz w:val="18"/>
         </w:rPr>
-        <w:t xml:space="preserve">    │   └── demo.py             # 16-step end-to-end demo</w:t>
+        <w:t xml:space="preserve">    │   └── demo.py             # End-to-end demo</w:t>
       </w:r>
     </w:p>
     <w:p>
@@ -6161,7 +6446,7 @@
           <w:color w:val="1A1A1A"/>
           <w:sz w:val="18"/>
         </w:rPr>
-        <w:t xml:space="preserve">        ├── test_ttlv.py</w:t>
+        <w:t xml:space="preserve">        ├── test_ttlv.py              #  22 TTLV unit tests</w:t>
       </w:r>
     </w:p>
     <w:p>
@@ -6176,7 +6461,7 @@
           <w:color w:val="1A1A1A"/>
           <w:sz w:val="18"/>
         </w:rPr>
-        <w:t xml:space="preserve">        ├── test_lifecycle.py</w:t>
+        <w:t xml:space="preserve">        ├── test_lifecycle.py         #  26 lifecycle state-machine tests</w:t>
       </w:r>
     </w:p>
     <w:p>
@@ -6191,7 +6476,7 @@
           <w:color w:val="1A1A1A"/>
           <w:sz w:val="18"/>
         </w:rPr>
-        <w:t xml:space="preserve">        ├── test_metadata.py</w:t>
+        <w:t xml:space="preserve">        ├── test_metadata.py          #  18 metadata store unit tests</w:t>
       </w:r>
     </w:p>
     <w:p>
@@ -6206,7 +6491,7 @@
           <w:color w:val="1A1A1A"/>
           <w:sz w:val="18"/>
         </w:rPr>
-        <w:t xml:space="preserve">        ├── test_operations.py</w:t>
+        <w:t xml:space="preserve">        ├── test_operations.py        #   8 operation integration tests</w:t>
       </w:r>
     </w:p>
     <w:p>
@@ -6221,7 +6506,7 @@
           <w:color w:val="1A1A1A"/>
           <w:sz w:val="18"/>
         </w:rPr>
-        <w:t xml:space="preserve">        ├── test_conformance.py</w:t>
+        <w:t xml:space="preserve">        ├── test_conformance.py       #  48 OASIS KMIP conformance tests</w:t>
       </w:r>
     </w:p>
     <w:p>
@@ -6236,7 +6521,37 @@
           <w:color w:val="1A1A1A"/>
           <w:sz w:val="18"/>
         </w:rPr>
-        <w:t xml:space="preserve">        └── test_extended_coverage.py</w:t>
+        <w:t xml:space="preserve">        └── test_extended_coverage.py # 502 live tests: every operation, algorithm</w:t>
+      </w:r>
+    </w:p>
+    <w:p>
+      <w:pPr>
+        <w:spacing w:before="0" w:after="0"/>
+        <w:ind w:left="227" w:right="227"/>
+        <w:shd w:val="clear" w:color="auto" w:fill="F2F2F2"/>
+      </w:pPr>
+      <w:r>
+        <w:rPr>
+          <w:rFonts w:ascii="Courier New" w:hAnsi="Courier New"/>
+          <w:color w:val="1A1A1A"/>
+          <w:sz w:val="18"/>
+        </w:rPr>
+        <w:t xml:space="preserve">                                      #  coverage, error paths, access control,</w:t>
+      </w:r>
+    </w:p>
+    <w:p>
+      <w:pPr>
+        <w:spacing w:before="0" w:after="0"/>
+        <w:ind w:left="227" w:right="227"/>
+        <w:shd w:val="clear" w:color="auto" w:fill="F2F2F2"/>
+      </w:pPr>
+      <w:r>
+        <w:rPr>
+          <w:rFonts w:ascii="Courier New" w:hAnsi="Courier New"/>
+          <w:color w:val="1A1A1A"/>
+          <w:sz w:val="18"/>
+        </w:rPr>
+        <w:t xml:space="preserve">                                      #  session concurrency</w:t>
       </w:r>
     </w:p>
     <w:p>
@@ -6474,7 +6789,7 @@
                 <w:rFonts w:ascii="Courier New" w:hAnsi="Courier New"/>
                 <w:sz w:val="20"/>
               </w:rPr>
-              <w:t>pytest kmip_pkcs11/tests/test_ttlv.py test_lifecycle.py test_metadata.py</w:t>
+              <w:t>pytest kmip_pkcs11/tests/test_ttlv.py kmip_pkcs11/tests/test_lifecycle.py kmip_pkcs11/tests/test_metadata.py</w:t>
             </w:r>
           </w:p>
         </w:tc>
@@ -6552,7 +6867,7 @@
                 <w:rFonts w:ascii="Courier New" w:hAnsi="Courier New"/>
                 <w:sz w:val="20"/>
               </w:rPr>
-              <w:t>pytest kmip_pkcs11/tests/test_conformance.py::TestCreate::test_create_aes256 -v</w:t>
+              <w:t>pytest kmip_pkcs11/tests/test_conformance.py::TestCreate::test_create_aes256_returns_uid -v</w:t>
             </w:r>
           </w:p>
         </w:tc>
@@ -6766,7 +7081,7 @@
           <w:color w:val="909090"/>
           <w:sz w:val="18"/>
         </w:rPr>
-        <w:t>KMIP on PKCS#11  ·  Installation &amp; Test Guide  ·  Generated 2026-06-14</w:t>
+        <w:t>KMIP on PKCS#11  ·  Installation &amp; Test Guide  ·  Generated 2026-08-10</w:t>
       </w:r>
     </w:p>
     <w:sectPr>

--- a/KMIP_PKCS11_Install_Test_Guide.docx
+++ b/KMIP_PKCS11_Install_Test_Guide.docx
@@ -41,7 +41,7 @@
           <w:color w:val="606060"/>
           <w:sz w:val="22"/>
         </w:rPr>
-        <w:t>Version 1.0  ·  August 10, 2026</w:t>
+        <w:t>Version 1.0  ·  August 18, 2026</w:t>
       </w:r>
     </w:p>
     <w:p/>
@@ -72,7 +72,7 @@
           <w:rFonts w:ascii="Calibri" w:hAnsi="Calibri"/>
           <w:sz w:val="22"/>
         </w:rPr>
-        <w:t>This document describes how to install all dependencies, build the kmip_pkcs11 Python package, initialise a SoftHSM2 token, and execute the automated test suite (624 tests, 100 % pass rate). The server implements 41 of the 53 KMIP 2.1 operations (see Known Limitations in README_KMIP.md for the 12 deliberately deferred). All steps have been validated on Ubuntu 22.04 LTS / Debian 12 with Python 3.11.</w:t>
+        <w:t>This document describes how to install all dependencies, build the kmip_pkcs11 Python package, initialise a SoftHSM2 token, and execute the automated test suite (811 tests, 100 % pass rate). The server implements 41 of the 53 KMIP 2.1 operations (see Known Limitations in README_KMIP.md for the 12 deliberately deferred). All steps have been validated on Ubuntu 22.04 LTS / Debian 12 with Python 3.11.</w:t>
       </w:r>
     </w:p>
     <w:tbl>
@@ -2364,7 +2364,7 @@
           <w:color w:val="378644"/>
           <w:sz w:val="20"/>
         </w:rPr>
-        <w:t>✔  All 624 tests should pass, at a 100 % pass rate, run live against a real SoftHSM2 token.</w:t>
+        <w:t>✔  All 811 tests should pass, at a 100 % pass rate, run live against a real SoftHSM2 token.</w:t>
       </w:r>
     </w:p>
     <w:p>
@@ -3524,7 +3524,7 @@
           <w:rFonts w:ascii="Calibri" w:hAnsi="Calibri"/>
           <w:sz w:val="22"/>
         </w:rPr>
-        <w:t>Results from the current test run (624 tests, run live against a real SoftHSM2 token):</w:t>
+        <w:t>Results from the current test run (811 tests, run live against a real SoftHSM2 token):</w:t>
       </w:r>
     </w:p>
     <w:tbl>
@@ -4023,7 +4023,7 @@
                 <w:rFonts w:ascii="Calibri" w:hAnsi="Calibri"/>
                 <w:sz w:val="20"/>
               </w:rPr>
-              <w:t>test_extended_coverage.py</w:t>
+              <w:t>test_governance.py</w:t>
             </w:r>
           </w:p>
         </w:tc>
@@ -4041,7 +4041,7 @@
                 <w:rFonts w:ascii="Calibri" w:hAnsi="Calibri"/>
                 <w:sz w:val="20"/>
               </w:rPr>
-              <w:t>502</w:t>
+              <w:t>48</w:t>
             </w:r>
           </w:p>
         </w:tc>
@@ -4077,7 +4077,7 @@
                 <w:rFonts w:ascii="Calibri" w:hAnsi="Calibri"/>
                 <w:sz w:val="20"/>
               </w:rPr>
-              <w:t>Every operation, algorithm/mode coverage, error paths, access control, session concurrency</w:t>
+              <w:t>Cryptoperiod enforcement, dual control, group grants, per-role operation allowlists</w:t>
             </w:r>
           </w:p>
         </w:tc>
@@ -4098,7 +4098,7 @@
                 <w:rFonts w:ascii="Calibri" w:hAnsi="Calibri"/>
                 <w:sz w:val="20"/>
               </w:rPr>
-              <w:t>TOTAL</w:t>
+              <w:t>test_extended_coverage.py</w:t>
             </w:r>
           </w:p>
         </w:tc>
@@ -4117,7 +4117,7 @@
                 <w:rFonts w:ascii="Calibri" w:hAnsi="Calibri"/>
                 <w:sz w:val="20"/>
               </w:rPr>
-              <w:t>624</w:t>
+              <w:t>641</w:t>
             </w:r>
           </w:p>
         </w:tc>
@@ -4144,6 +4144,80 @@
           <w:tcPr>
             <w:tcW w:type="dxa" w:w="3685"/>
             <w:shd w:val="clear" w:color="auto" w:fill="F5F8FF"/>
+            <w:vAlign w:val="center"/>
+          </w:tcPr>
+          <w:p>
+            <w:pPr>
+              <w:spacing w:before="20" w:after="20"/>
+            </w:pPr>
+            <w:r>
+              <w:rPr>
+                <w:rFonts w:ascii="Calibri" w:hAnsi="Calibri"/>
+                <w:sz w:val="20"/>
+              </w:rPr>
+              <w:t>Every operation, algorithm/mode coverage, error paths, access control, session concurrency</w:t>
+            </w:r>
+          </w:p>
+        </w:tc>
+      </w:tr>
+      <w:tr>
+        <w:tc>
+          <w:tcPr>
+            <w:tcW w:type="dxa" w:w="3402"/>
+            <w:vAlign w:val="center"/>
+          </w:tcPr>
+          <w:p>
+            <w:pPr>
+              <w:spacing w:before="20" w:after="20"/>
+            </w:pPr>
+            <w:r>
+              <w:rPr>
+                <w:rFonts w:ascii="Calibri" w:hAnsi="Calibri"/>
+                <w:sz w:val="20"/>
+              </w:rPr>
+              <w:t>TOTAL</w:t>
+            </w:r>
+          </w:p>
+        </w:tc>
+        <w:tc>
+          <w:tcPr>
+            <w:tcW w:type="dxa" w:w="1417"/>
+            <w:vAlign w:val="center"/>
+          </w:tcPr>
+          <w:p>
+            <w:pPr>
+              <w:spacing w:before="20" w:after="20"/>
+            </w:pPr>
+            <w:r>
+              <w:rPr>
+                <w:rFonts w:ascii="Calibri" w:hAnsi="Calibri"/>
+                <w:sz w:val="20"/>
+              </w:rPr>
+              <w:t>811</w:t>
+            </w:r>
+          </w:p>
+        </w:tc>
+        <w:tc>
+          <w:tcPr>
+            <w:tcW w:type="dxa" w:w="1701"/>
+            <w:vAlign w:val="center"/>
+          </w:tcPr>
+          <w:p>
+            <w:pPr>
+              <w:spacing w:before="20" w:after="20"/>
+            </w:pPr>
+            <w:r>
+              <w:rPr>
+                <w:rFonts w:ascii="Calibri" w:hAnsi="Calibri"/>
+                <w:sz w:val="20"/>
+              </w:rPr>
+              <w:t>100 %</w:t>
+            </w:r>
+          </w:p>
+        </w:tc>
+        <w:tc>
+          <w:tcPr>
+            <w:tcW w:type="dxa" w:w="3685"/>
             <w:vAlign w:val="center"/>
           </w:tcPr>
           <w:p>
@@ -4589,7 +4663,7 @@
                 <w:rFonts w:ascii="Calibri" w:hAnsi="Calibri"/>
                 <w:sz w:val="20"/>
               </w:rPr>
-              <w:t>test_extended_coverage.py</w:t>
+              <w:t>test_governance.py</w:t>
             </w:r>
           </w:p>
         </w:tc>
@@ -4607,13 +4681,72 @@
                 <w:rFonts w:ascii="Calibri" w:hAnsi="Calibri"/>
                 <w:sz w:val="20"/>
               </w:rPr>
-              <w:t>502 live tests — by far the largest module. Exercises every one of the 41 implemented KMIP operations end-to-end against the live SoftHSM2 token; full algorithm and block-cipher-mode coverage (GCM/CTR/CFB/OFB/CCM, RSA, EC/ECDSA/ECDH, DSA, DH, HMAC, MAC, hashing, split-key, derive-key, wrap/unwrap); capability-gating (mechanisms the token doesn't support must fail cleanly with OperationNotSupported, never a raw PKCS#11 error); error paths across every handler; the access-control model (object ownership, the admin role, and delegated read/full grants — see README_KMIP.md's Access Control section); and session-concurrency regression tests that hammer the shared PKCS#11 session with multiple threads at once, verifying correctness under the threading.RLock in pkcs11_shim/shim.py.</w:t>
+              <w:t>48 tests covering the governance layer: cryptoperiod enforcement (scheduled deactivation, expiry warnings, auto-rotation cross-linked to the expiring key), dual control (first attempt refused, the requester barred from approving their own request, an approval consumed after exactly one use, expiry, retry reusing the open request), group grants, and per-role operation allowlists. Includes one end-to-end test over the wire that a refused Destroy leaves the key intact.</w:t>
             </w:r>
           </w:p>
         </w:tc>
         <w:tc>
           <w:tcPr>
             <w:tcW w:type="dxa" w:w="1417"/>
+            <w:vAlign w:val="center"/>
+          </w:tcPr>
+          <w:p>
+            <w:pPr>
+              <w:spacing w:before="20" w:after="20"/>
+            </w:pPr>
+            <w:r>
+              <w:rPr>
+                <w:rFonts w:ascii="Calibri" w:hAnsi="Calibri"/>
+                <w:sz w:val="20"/>
+              </w:rPr>
+              <w:t>Yes</w:t>
+            </w:r>
+          </w:p>
+        </w:tc>
+      </w:tr>
+      <w:tr>
+        <w:tc>
+          <w:tcPr>
+            <w:tcW w:type="dxa" w:w="2551"/>
+            <w:shd w:val="clear" w:color="auto" w:fill="F5F8FF"/>
+            <w:vAlign w:val="center"/>
+          </w:tcPr>
+          <w:p>
+            <w:pPr>
+              <w:spacing w:before="20" w:after="20"/>
+            </w:pPr>
+            <w:r>
+              <w:rPr>
+                <w:rFonts w:ascii="Calibri" w:hAnsi="Calibri"/>
+                <w:sz w:val="20"/>
+              </w:rPr>
+              <w:t>test_extended_coverage.py</w:t>
+            </w:r>
+          </w:p>
+        </w:tc>
+        <w:tc>
+          <w:tcPr>
+            <w:tcW w:type="dxa" w:w="6236"/>
+            <w:shd w:val="clear" w:color="auto" w:fill="F5F8FF"/>
+            <w:vAlign w:val="center"/>
+          </w:tcPr>
+          <w:p>
+            <w:pPr>
+              <w:spacing w:before="20" w:after="20"/>
+            </w:pPr>
+            <w:r>
+              <w:rPr>
+                <w:rFonts w:ascii="Calibri" w:hAnsi="Calibri"/>
+                <w:sz w:val="20"/>
+              </w:rPr>
+              <w:t>641 live tests — by far the largest module. Exercises every one of the 41 implemented KMIP operations end-to-end against the live SoftHSM2 token; full algorithm and block-cipher-mode coverage (GCM/CTR/CFB/OFB/CCM, RSA, EC/ECDSA/ECDH, DSA, DH, HMAC, MAC, hashing, split-key, derive-key, wrap/unwrap); capability-gating (mechanisms the token doesn't support must fail cleanly with OperationNotSupported, never a raw PKCS#11 error); error paths across every handler; the access-control model (object ownership, the admin role, and delegated read/full grants — see README_KMIP.md's Access Control section); and session-concurrency regression tests that hammer the shared PKCS#11 session with multiple threads at once, verifying correctness under the threading.RLock in pkcs11_shim/shim.py.</w:t>
+            </w:r>
+          </w:p>
+        </w:tc>
+        <w:tc>
+          <w:tcPr>
+            <w:tcW w:type="dxa" w:w="1417"/>
+            <w:shd w:val="clear" w:color="auto" w:fill="F5F8FF"/>
             <w:vAlign w:val="center"/>
           </w:tcPr>
           <w:p>
@@ -5716,7 +5849,7 @@
           <w:rFonts w:ascii="Calibri" w:hAnsi="Calibri"/>
           <w:sz w:val="22"/>
         </w:rPr>
-        <w:t>The calling identity is neither the owner of the object nor holds the admin role nor has a delegated grant for it. Access control (lifecycle/access_control.py) checks, in order: admin role, ownership (set at Create/Register/etc. time), then a delegated 'read' or 'full' grant. See the Access Control section of README_KMIP.md for the full authorization model.</w:t>
+        <w:t>The calling identity is neither the owner of the object nor holds the admin role nor has a delegated grant for it. Access control (lifecycle/access_control.py) checks, in order: admin role, ownership (set at Create/Register/etc. time), a delegated 'read' or 'full' grant, then a grant to a group the identity belongs to. A role's operation allowlist is checked before all of these, and can refuse an operation outright. See the Access Control section of README_KMIP.md for the full authorization model.</w:t>
       </w:r>
     </w:p>
     <w:p>
@@ -5746,7 +5879,7 @@
           <w:color w:val="1A1A1A"/>
           <w:sz w:val="18"/>
         </w:rPr>
-        <w:t>store.assign_role("alice", "admin")</w:t>
+        <w:t>kmip-admin -c config.yaml role grant alice admin</w:t>
       </w:r>
     </w:p>
     <w:p>
@@ -5791,7 +5924,323 @@
           <w:color w:val="1A1A1A"/>
           <w:sz w:val="18"/>
         </w:rPr>
-        <w:t>store.grant_access(uid, "bob", "read")   # or "full" for mutating ops</w:t>
+        <w:t>kmip-admin -c config.yaml access grant &lt;uid&gt; bob --permission read</w:t>
+      </w:r>
+    </w:p>
+    <w:p>
+      <w:pPr>
+        <w:spacing w:before="0" w:after="0"/>
+        <w:ind w:left="227" w:right="227"/>
+        <w:shd w:val="clear" w:color="auto" w:fill="F2F2F2"/>
+      </w:pPr>
+      <w:r>
+        <w:rPr>
+          <w:rFonts w:ascii="Courier New" w:hAnsi="Courier New"/>
+          <w:color w:val="1A1A1A"/>
+          <w:sz w:val="18"/>
+        </w:rPr>
+        <w:t xml:space="preserve"> </w:t>
+      </w:r>
+    </w:p>
+    <w:p>
+      <w:pPr>
+        <w:spacing w:before="0" w:after="0"/>
+        <w:ind w:left="227" w:right="227"/>
+        <w:shd w:val="clear" w:color="auto" w:fill="F2F2F2"/>
+      </w:pPr>
+      <w:r>
+        <w:rPr>
+          <w:rFonts w:ascii="Courier New" w:hAnsi="Courier New"/>
+          <w:color w:val="1A1A1A"/>
+          <w:sz w:val="18"/>
+        </w:rPr>
+        <w:t># Or grant the whole team, by group:</w:t>
+      </w:r>
+    </w:p>
+    <w:p>
+      <w:pPr>
+        <w:spacing w:before="0" w:after="0"/>
+        <w:ind w:left="227" w:right="227"/>
+        <w:shd w:val="clear" w:color="auto" w:fill="F2F2F2"/>
+      </w:pPr>
+      <w:r>
+        <w:rPr>
+          <w:rFonts w:ascii="Courier New" w:hAnsi="Courier New"/>
+          <w:color w:val="1A1A1A"/>
+          <w:sz w:val="18"/>
+        </w:rPr>
+        <w:t>kmip-admin -c config.yaml group add bob crypto-team</w:t>
+      </w:r>
+    </w:p>
+    <w:p>
+      <w:pPr>
+        <w:spacing w:before="0" w:after="0"/>
+        <w:ind w:left="227" w:right="227"/>
+        <w:shd w:val="clear" w:color="auto" w:fill="F2F2F2"/>
+      </w:pPr>
+      <w:r>
+        <w:rPr>
+          <w:rFonts w:ascii="Courier New" w:hAnsi="Courier New"/>
+          <w:color w:val="1A1A1A"/>
+          <w:sz w:val="18"/>
+        </w:rPr>
+        <w:t>kmip-admin -c config.yaml access grant &lt;uid&gt; group:crypto-team --permission read</w:t>
+      </w:r>
+    </w:p>
+    <w:p>
+      <w:pPr>
+        <w:spacing w:before="0" w:after="0"/>
+        <w:ind w:left="227" w:right="227"/>
+        <w:shd w:val="clear" w:color="auto" w:fill="F2F2F2"/>
+      </w:pPr>
+      <w:r>
+        <w:rPr>
+          <w:rFonts w:ascii="Courier New" w:hAnsi="Courier New"/>
+          <w:color w:val="1A1A1A"/>
+          <w:sz w:val="18"/>
+        </w:rPr>
+        <w:t xml:space="preserve"> </w:t>
+      </w:r>
+    </w:p>
+    <w:p>
+      <w:pPr>
+        <w:spacing w:before="0" w:after="0"/>
+        <w:ind w:left="227" w:right="227"/>
+        <w:shd w:val="clear" w:color="auto" w:fill="F2F2F2"/>
+      </w:pPr>
+      <w:r>
+        <w:rPr>
+          <w:rFonts w:ascii="Courier New" w:hAnsi="Courier New"/>
+          <w:color w:val="1A1A1A"/>
+          <w:sz w:val="18"/>
+        </w:rPr>
+        <w:t># Check whether a role allowlist is what is refusing the operation:</w:t>
+      </w:r>
+    </w:p>
+    <w:p>
+      <w:pPr>
+        <w:spacing w:before="0" w:after="0"/>
+        <w:ind w:left="227" w:right="227"/>
+        <w:shd w:val="clear" w:color="auto" w:fill="F2F2F2"/>
+      </w:pPr>
+      <w:r>
+        <w:rPr>
+          <w:rFonts w:ascii="Courier New" w:hAnsi="Courier New"/>
+          <w:color w:val="1A1A1A"/>
+          <w:sz w:val="18"/>
+        </w:rPr>
+        <w:t>kmip-admin -c config.yaml permission show &lt;role&gt;</w:t>
+      </w:r>
+    </w:p>
+    <w:p>
+      <w:pPr>
+        <w:spacing w:before="0" w:after="120"/>
+        <w:shd w:val="clear" w:color="auto" w:fill="F2F2F2"/>
+      </w:pPr>
+      <w:r>
+        <w:rPr>
+          <w:sz w:val="6"/>
+        </w:rPr>
+        <w:t xml:space="preserve"> </w:t>
+      </w:r>
+    </w:p>
+    <w:p>
+      <w:pPr>
+        <w:spacing w:before="160" w:after="40"/>
+      </w:pPr>
+      <w:r>
+        <w:rPr>
+          <w:rFonts w:ascii="Calibri" w:hAnsi="Calibri"/>
+          <w:b/>
+          <w:color w:val="1F3964"/>
+          <w:sz w:val="24"/>
+        </w:rPr>
+        <w:t>OperationFailed / PermissionDenied saying an operation "requires N approval(s)"</w:t>
+      </w:r>
+    </w:p>
+    <w:p>
+      <w:pPr>
+        <w:spacing w:before="0" w:after="40"/>
+      </w:pPr>
+      <w:r>
+        <w:rPr>
+          <w:rFonts w:ascii="Calibri" w:hAnsi="Calibri"/>
+          <w:sz w:val="22"/>
+        </w:rPr>
+        <w:t>Dual control is enabled (governance.dual_control) and this operation is on the protected list. The operation did not run — the handler is never reached. Have the required number of OTHER identities approve the request named in the error message, then retry. The requester can never approve their own request, and an approval is consumed by a single attempt.</w:t>
+      </w:r>
+    </w:p>
+    <w:p>
+      <w:pPr>
+        <w:spacing w:before="0" w:after="0"/>
+        <w:ind w:left="227" w:right="227"/>
+        <w:shd w:val="clear" w:color="auto" w:fill="F2F2F2"/>
+      </w:pPr>
+      <w:r>
+        <w:rPr>
+          <w:rFonts w:ascii="Courier New" w:hAnsi="Courier New"/>
+          <w:color w:val="1A1A1A"/>
+          <w:sz w:val="18"/>
+        </w:rPr>
+        <w:t>kmip-admin -c config.yaml approval list</w:t>
+      </w:r>
+    </w:p>
+    <w:p>
+      <w:pPr>
+        <w:spacing w:before="0" w:after="0"/>
+        <w:ind w:left="227" w:right="227"/>
+        <w:shd w:val="clear" w:color="auto" w:fill="F2F2F2"/>
+      </w:pPr>
+      <w:r>
+        <w:rPr>
+          <w:rFonts w:ascii="Courier New" w:hAnsi="Courier New"/>
+          <w:color w:val="1A1A1A"/>
+          <w:sz w:val="18"/>
+        </w:rPr>
+        <w:t>kmip-admin -c config.yaml approval approve &lt;request-id&gt; --as bob</w:t>
+      </w:r>
+    </w:p>
+    <w:p>
+      <w:pPr>
+        <w:spacing w:before="0" w:after="0"/>
+        <w:ind w:left="227" w:right="227"/>
+        <w:shd w:val="clear" w:color="auto" w:fill="F2F2F2"/>
+      </w:pPr>
+      <w:r>
+        <w:rPr>
+          <w:rFonts w:ascii="Courier New" w:hAnsi="Courier New"/>
+          <w:color w:val="1A1A1A"/>
+          <w:sz w:val="18"/>
+        </w:rPr>
+        <w:t>kmip-admin -c config.yaml approval approve &lt;request-id&gt; --as carol</w:t>
+      </w:r>
+    </w:p>
+    <w:p>
+      <w:pPr>
+        <w:spacing w:before="0" w:after="0"/>
+        <w:ind w:left="227" w:right="227"/>
+        <w:shd w:val="clear" w:color="auto" w:fill="F2F2F2"/>
+      </w:pPr>
+      <w:r>
+        <w:rPr>
+          <w:rFonts w:ascii="Courier New" w:hAnsi="Courier New"/>
+          <w:color w:val="1A1A1A"/>
+          <w:sz w:val="18"/>
+        </w:rPr>
+        <w:t># then the original client retries the operation</w:t>
+      </w:r>
+    </w:p>
+    <w:p>
+      <w:pPr>
+        <w:spacing w:before="0" w:after="120"/>
+        <w:shd w:val="clear" w:color="auto" w:fill="F2F2F2"/>
+      </w:pPr>
+      <w:r>
+        <w:rPr>
+          <w:sz w:val="6"/>
+        </w:rPr>
+        <w:t xml:space="preserve"> </w:t>
+      </w:r>
+    </w:p>
+    <w:p>
+      <w:pPr>
+        <w:spacing w:before="160" w:after="40"/>
+      </w:pPr>
+      <w:r>
+        <w:rPr>
+          <w:rFonts w:ascii="Calibri" w:hAnsi="Calibri"/>
+          <w:b/>
+          <w:color w:val="1F3964"/>
+          <w:sz w:val="24"/>
+        </w:rPr>
+        <w:t>A key became Deactivated with nothing in the client logs asking for it</w:t>
+      </w:r>
+    </w:p>
+    <w:p>
+      <w:pPr>
+        <w:spacing w:before="0" w:after="40"/>
+      </w:pPr>
+      <w:r>
+        <w:rPr>
+          <w:rFonts w:ascii="Calibri" w:hAnsi="Calibri"/>
+          <w:sz w:val="22"/>
+        </w:rPr>
+        <w:t>The cryptoperiod scheduler (governance.enabled) deactivated it because its Deactivation Date had passed. This is recorded in the audit log under the identity system:scheduler, so it is attributable like any other action.</w:t>
+      </w:r>
+    </w:p>
+    <w:p>
+      <w:pPr>
+        <w:spacing w:before="0" w:after="0"/>
+        <w:ind w:left="227" w:right="227"/>
+        <w:shd w:val="clear" w:color="auto" w:fill="F2F2F2"/>
+      </w:pPr>
+      <w:r>
+        <w:rPr>
+          <w:rFonts w:ascii="Courier New" w:hAnsi="Courier New"/>
+          <w:color w:val="1A1A1A"/>
+          <w:sz w:val="18"/>
+        </w:rPr>
+        <w:t>kmip-admin -c config.yaml audit list --object-uid &lt;uid&gt;</w:t>
+      </w:r>
+    </w:p>
+    <w:p>
+      <w:pPr>
+        <w:spacing w:before="0" w:after="0"/>
+        <w:ind w:left="227" w:right="227"/>
+        <w:shd w:val="clear" w:color="auto" w:fill="F2F2F2"/>
+      </w:pPr>
+      <w:r>
+        <w:rPr>
+          <w:rFonts w:ascii="Courier New" w:hAnsi="Courier New"/>
+          <w:color w:val="1A1A1A"/>
+          <w:sz w:val="18"/>
+        </w:rPr>
+        <w:t>kmip-admin -c config.yaml cryptoperiod expiring --within-days 30</w:t>
+      </w:r>
+    </w:p>
+    <w:p>
+      <w:pPr>
+        <w:spacing w:before="0" w:after="0"/>
+        <w:ind w:left="227" w:right="227"/>
+        <w:shd w:val="clear" w:color="auto" w:fill="F2F2F2"/>
+      </w:pPr>
+      <w:r>
+        <w:rPr>
+          <w:rFonts w:ascii="Courier New" w:hAnsi="Courier New"/>
+          <w:color w:val="1A1A1A"/>
+          <w:sz w:val="18"/>
+        </w:rPr>
+        <w:t xml:space="preserve"> </w:t>
+      </w:r>
+    </w:p>
+    <w:p>
+      <w:pPr>
+        <w:spacing w:before="0" w:after="0"/>
+        <w:ind w:left="227" w:right="227"/>
+        <w:shd w:val="clear" w:color="auto" w:fill="F2F2F2"/>
+      </w:pPr>
+      <w:r>
+        <w:rPr>
+          <w:rFonts w:ascii="Courier New" w:hAnsi="Courier New"/>
+          <w:color w:val="1A1A1A"/>
+          <w:sz w:val="18"/>
+        </w:rPr>
+        <w:t># Give a key a new cryptoperiod (or push the existing one out):</w:t>
+      </w:r>
+    </w:p>
+    <w:p>
+      <w:pPr>
+        <w:spacing w:before="0" w:after="0"/>
+        <w:ind w:left="227" w:right="227"/>
+        <w:shd w:val="clear" w:color="auto" w:fill="F2F2F2"/>
+      </w:pPr>
+      <w:r>
+        <w:rPr>
+          <w:rFonts w:ascii="Courier New" w:hAnsi="Courier New"/>
+          <w:color w:val="1A1A1A"/>
+          <w:sz w:val="18"/>
+        </w:rPr>
+        <w:t>kmip-admin -c config.yaml cryptoperiod set &lt;uid&gt; --days 365</w:t>
       </w:r>
     </w:p>
     <w:p>
@@ -6071,7 +6520,7 @@
           <w:color w:val="1A1A1A"/>
           <w:sz w:val="18"/>
         </w:rPr>
-        <w:t xml:space="preserve">    │   └── access_control.py   # Owner / admin role / delegated grants</w:t>
+        <w:t xml:space="preserve">    │   ├── access_control.py   # Owner / admin / grants / groups / role allowlists</w:t>
       </w:r>
     </w:p>
     <w:p>
@@ -6086,7 +6535,7 @@
           <w:color w:val="1A1A1A"/>
           <w:sz w:val="18"/>
         </w:rPr>
-        <w:t xml:space="preserve">    ├── metadata/</w:t>
+        <w:t xml:space="preserve">    │   ├── dual_control.py     # M-of-N approval for destructive operations</w:t>
       </w:r>
     </w:p>
     <w:p>
@@ -6101,7 +6550,7 @@
           <w:color w:val="1A1A1A"/>
           <w:sz w:val="18"/>
         </w:rPr>
-        <w:t xml:space="preserve">    │   └── store.py            # SQLite metadata store (objects, attrs, roles, grants)</w:t>
+        <w:t xml:space="preserve">    │   └── governance.py       # Cryptoperiod scan, scheduled deactivation/rotation</w:t>
       </w:r>
     </w:p>
     <w:p>
@@ -6116,7 +6565,7 @@
           <w:color w:val="1A1A1A"/>
           <w:sz w:val="18"/>
         </w:rPr>
-        <w:t xml:space="preserve">    ├── pkcs11_shim/</w:t>
+        <w:t xml:space="preserve">    ├── metadata/</w:t>
       </w:r>
     </w:p>
     <w:p>
@@ -6131,7 +6580,7 @@
           <w:color w:val="1A1A1A"/>
           <w:sz w:val="18"/>
         </w:rPr>
-        <w:t xml:space="preserve">    │   └── shim.py             # PKCS#11 / SoftHSM2 wrapper, capability probe, session lock</w:t>
+        <w:t xml:space="preserve">    │   ├── store.py            # SQLite store (objects, attrs, identities, roles,</w:t>
       </w:r>
     </w:p>
     <w:p>
@@ -6146,7 +6595,7 @@
           <w:color w:val="1A1A1A"/>
           <w:sz w:val="18"/>
         </w:rPr>
-        <w:t xml:space="preserve">    ├── operations/             # One file per KMIP operation (41 files total) — dispatcher.py routes</w:t>
+        <w:t xml:space="preserve">    │   │                       #   groups, grants, approvals, audit chain)</w:t>
       </w:r>
     </w:p>
     <w:p>
@@ -6161,7 +6610,7 @@
           <w:color w:val="1A1A1A"/>
           <w:sz w:val="18"/>
         </w:rPr>
-        <w:t xml:space="preserve">    │   ├── dispatcher.py</w:t>
+        <w:t xml:space="preserve">    │   ├── backup.py           # Online backup / restore with token pairing checks</w:t>
       </w:r>
     </w:p>
     <w:p>
@@ -6176,7 +6625,7 @@
           <w:color w:val="1A1A1A"/>
           <w:sz w:val="18"/>
         </w:rPr>
-        <w:t xml:space="preserve">    │   ├── create.py, create_keypair.py, register.py, import_op.py, export_op.py</w:t>
+        <w:t xml:space="preserve">    │   └── blob_cipher.py      # AES-GCM envelope encryption under an HSM master key</w:t>
       </w:r>
     </w:p>
     <w:p>
@@ -6191,7 +6640,7 @@
           <w:color w:val="1A1A1A"/>
           <w:sz w:val="18"/>
         </w:rPr>
-        <w:t xml:space="preserve">    │   ├── get.py, get_attributes.py, get_usage_allocation.py, locate.py</w:t>
+        <w:t xml:space="preserve">    ├── pkcs11_shim/</w:t>
       </w:r>
     </w:p>
     <w:p>
@@ -6206,7 +6655,7 @@
           <w:color w:val="1A1A1A"/>
           <w:sz w:val="18"/>
         </w:rPr>
-        <w:t xml:space="preserve">    │   ├── add_attribute.py, modify_attribute.py, delete_attribute.py,</w:t>
+        <w:t xml:space="preserve">    │   └── shim.py             # PKCS#11 / SoftHSM2 wrapper, capability probe, session lock</w:t>
       </w:r>
     </w:p>
     <w:p>
@@ -6221,7 +6670,7 @@
           <w:color w:val="1A1A1A"/>
           <w:sz w:val="18"/>
         </w:rPr>
-        <w:t xml:space="preserve">    │   │   set_attribute.py, adjust_attribute.py</w:t>
+        <w:t xml:space="preserve">    ├── operations/             # One file per KMIP operation (41 files total) — dispatcher.py routes</w:t>
       </w:r>
     </w:p>
     <w:p>
@@ -6236,7 +6685,7 @@
           <w:color w:val="1A1A1A"/>
           <w:sz w:val="18"/>
         </w:rPr>
-        <w:t xml:space="preserve">    │   ├── activate.py, revoke.py, destroy.py, archive.py, recover.py, check.py</w:t>
+        <w:t xml:space="preserve">    │   ├── dispatcher.py</w:t>
       </w:r>
     </w:p>
     <w:p>
@@ -6251,7 +6700,7 @@
           <w:color w:val="1A1A1A"/>
           <w:sz w:val="18"/>
         </w:rPr>
-        <w:t xml:space="preserve">    │   ├── encrypt.py, decrypt.py, sign.py, signature_verify.py</w:t>
+        <w:t xml:space="preserve">    │   ├── create.py, create_keypair.py, register.py, import_op.py, export_op.py</w:t>
       </w:r>
     </w:p>
     <w:p>
@@ -6266,7 +6715,7 @@
           <w:color w:val="1A1A1A"/>
           <w:sz w:val="18"/>
         </w:rPr>
-        <w:t xml:space="preserve">    │   ├── mac.py, mac_verify.py, hash_op.py</w:t>
+        <w:t xml:space="preserve">    │   ├── get.py, get_attributes.py, get_usage_allocation.py, locate.py</w:t>
       </w:r>
     </w:p>
     <w:p>
@@ -6281,7 +6730,7 @@
           <w:color w:val="1A1A1A"/>
           <w:sz w:val="18"/>
         </w:rPr>
-        <w:t xml:space="preserve">    │   ├── rekey.py, rekey_keypair.py, certify.py, recertify.py</w:t>
+        <w:t xml:space="preserve">    │   ├── add_attribute.py, modify_attribute.py, delete_attribute.py,</w:t>
       </w:r>
     </w:p>
     <w:p>
@@ -6296,7 +6745,7 @@
           <w:color w:val="1A1A1A"/>
           <w:sz w:val="18"/>
         </w:rPr>
-        <w:t xml:space="preserve">    │   ├── derive_key.py, create_split_key.py, join_split_key.py</w:t>
+        <w:t xml:space="preserve">    │   │   set_attribute.py, adjust_attribute.py</w:t>
       </w:r>
     </w:p>
     <w:p>
@@ -6311,7 +6760,7 @@
           <w:color w:val="1A1A1A"/>
           <w:sz w:val="18"/>
         </w:rPr>
-        <w:t xml:space="preserve">    │   ├── validate.py, obtain_lease.py, rng_retrieve.py, rng_seed.py</w:t>
+        <w:t xml:space="preserve">    │   ├── activate.py, revoke.py, destroy.py, archive.py, recover.py, check.py</w:t>
       </w:r>
     </w:p>
     <w:p>
@@ -6326,7 +6775,7 @@
           <w:color w:val="1A1A1A"/>
           <w:sz w:val="18"/>
         </w:rPr>
-        <w:t xml:space="preserve">    │   └── query.py, discover_versions.py</w:t>
+        <w:t xml:space="preserve">    │   ├── encrypt.py, decrypt.py, sign.py, signature_verify.py</w:t>
       </w:r>
     </w:p>
     <w:p>
@@ -6341,7 +6790,7 @@
           <w:color w:val="1A1A1A"/>
           <w:sz w:val="18"/>
         </w:rPr>
-        <w:t xml:space="preserve">    ├── server/</w:t>
+        <w:t xml:space="preserve">    │   ├── mac.py, mac_verify.py, hash_op.py</w:t>
       </w:r>
     </w:p>
     <w:p>
@@ -6356,7 +6805,7 @@
           <w:color w:val="1A1A1A"/>
           <w:sz w:val="18"/>
         </w:rPr>
-        <w:t xml:space="preserve">    │   └── server.py           # TCP server (thread-per-client, Credential auth, optional TLS)</w:t>
+        <w:t xml:space="preserve">    │   ├── rekey.py, rekey_keypair.py, certify.py, recertify.py</w:t>
       </w:r>
     </w:p>
     <w:p>
@@ -6371,7 +6820,7 @@
           <w:color w:val="1A1A1A"/>
           <w:sz w:val="18"/>
         </w:rPr>
-        <w:t xml:space="preserve">    ├── test_app/</w:t>
+        <w:t xml:space="preserve">    │   ├── derive_key.py, create_split_key.py, join_split_key.py</w:t>
       </w:r>
     </w:p>
     <w:p>
@@ -6386,7 +6835,7 @@
           <w:color w:val="1A1A1A"/>
           <w:sz w:val="18"/>
         </w:rPr>
-        <w:t xml:space="preserve">    │   ├── client.py           # Synchronous KMIP 2.1 client</w:t>
+        <w:t xml:space="preserve">    │   ├── validate.py, obtain_lease.py, rng_retrieve.py, rng_seed.py</w:t>
       </w:r>
     </w:p>
     <w:p>
@@ -6401,7 +6850,7 @@
           <w:color w:val="1A1A1A"/>
           <w:sz w:val="18"/>
         </w:rPr>
-        <w:t xml:space="preserve">    │   └── demo.py             # End-to-end demo</w:t>
+        <w:t xml:space="preserve">    │   └── query.py, discover_versions.py</w:t>
       </w:r>
     </w:p>
     <w:p>
@@ -6416,7 +6865,7 @@
           <w:color w:val="1A1A1A"/>
           <w:sz w:val="18"/>
         </w:rPr>
-        <w:t xml:space="preserve">    └── tests/</w:t>
+        <w:t xml:space="preserve">    ├── server/</w:t>
       </w:r>
     </w:p>
     <w:p>
@@ -6431,7 +6880,7 @@
           <w:color w:val="1A1A1A"/>
           <w:sz w:val="18"/>
         </w:rPr>
-        <w:t xml:space="preserve">        ├── conftest.py         # Shared fixtures</w:t>
+        <w:t xml:space="preserve">    │   ├── server.py           # TCP server (thread-per-client, auth, TLS, request caps)</w:t>
       </w:r>
     </w:p>
     <w:p>
@@ -6446,7 +6895,7 @@
           <w:color w:val="1A1A1A"/>
           <w:sz w:val="18"/>
         </w:rPr>
-        <w:t xml:space="preserve">        ├── test_ttlv.py              #  22 TTLV unit tests</w:t>
+        <w:t xml:space="preserve">    │   └── workers.py          # Pre-fork multi-process worker pool</w:t>
       </w:r>
     </w:p>
     <w:p>
@@ -6461,7 +6910,7 @@
           <w:color w:val="1A1A1A"/>
           <w:sz w:val="18"/>
         </w:rPr>
-        <w:t xml:space="preserve">        ├── test_lifecycle.py         #  26 lifecycle state-machine tests</w:t>
+        <w:t xml:space="preserve">    ├── config.py               # YAML configuration loading and validation</w:t>
       </w:r>
     </w:p>
     <w:p>
@@ -6476,7 +6925,7 @@
           <w:color w:val="1A1A1A"/>
           <w:sz w:val="18"/>
         </w:rPr>
-        <w:t xml:space="preserve">        ├── test_metadata.py          #  18 metadata store unit tests</w:t>
+        <w:t xml:space="preserve">    ├── observability.py        # Metrics, health endpoints, JSON logging</w:t>
       </w:r>
     </w:p>
     <w:p>
@@ -6491,7 +6940,7 @@
           <w:color w:val="1A1A1A"/>
           <w:sz w:val="18"/>
         </w:rPr>
-        <w:t xml:space="preserve">        ├── test_operations.py        #   8 operation integration tests</w:t>
+        <w:t xml:space="preserve">    ├── cli/</w:t>
       </w:r>
     </w:p>
     <w:p>
@@ -6506,7 +6955,7 @@
           <w:color w:val="1A1A1A"/>
           <w:sz w:val="18"/>
         </w:rPr>
-        <w:t xml:space="preserve">        ├── test_conformance.py       #  48 OASIS KMIP conformance tests</w:t>
+        <w:t xml:space="preserve">    │   ├── server_cli.py       # kmip-server entry point</w:t>
       </w:r>
     </w:p>
     <w:p>
@@ -6521,7 +6970,232 @@
           <w:color w:val="1A1A1A"/>
           <w:sz w:val="18"/>
         </w:rPr>
-        <w:t xml:space="preserve">        └── test_extended_coverage.py # 502 live tests: every operation, algorithm</w:t>
+        <w:t xml:space="preserve">    │   └── admin_cli.py        # kmip-admin: identities, roles, groups, grants,</w:t>
+      </w:r>
+    </w:p>
+    <w:p>
+      <w:pPr>
+        <w:spacing w:before="0" w:after="0"/>
+        <w:ind w:left="227" w:right="227"/>
+        <w:shd w:val="clear" w:color="auto" w:fill="F2F2F2"/>
+      </w:pPr>
+      <w:r>
+        <w:rPr>
+          <w:rFonts w:ascii="Courier New" w:hAnsi="Courier New"/>
+          <w:color w:val="1A1A1A"/>
+          <w:sz w:val="18"/>
+        </w:rPr>
+        <w:t xml:space="preserve">    │                           #   permissions, approvals, cryptoperiods, audit,</w:t>
+      </w:r>
+    </w:p>
+    <w:p>
+      <w:pPr>
+        <w:spacing w:before="0" w:after="0"/>
+        <w:ind w:left="227" w:right="227"/>
+        <w:shd w:val="clear" w:color="auto" w:fill="F2F2F2"/>
+      </w:pPr>
+      <w:r>
+        <w:rPr>
+          <w:rFonts w:ascii="Courier New" w:hAnsi="Courier New"/>
+          <w:color w:val="1A1A1A"/>
+          <w:sz w:val="18"/>
+        </w:rPr>
+        <w:t xml:space="preserve">    │                           #   backup, master-key rotation</w:t>
+      </w:r>
+    </w:p>
+    <w:p>
+      <w:pPr>
+        <w:spacing w:before="0" w:after="0"/>
+        <w:ind w:left="227" w:right="227"/>
+        <w:shd w:val="clear" w:color="auto" w:fill="F2F2F2"/>
+      </w:pPr>
+      <w:r>
+        <w:rPr>
+          <w:rFonts w:ascii="Courier New" w:hAnsi="Courier New"/>
+          <w:color w:val="1A1A1A"/>
+          <w:sz w:val="18"/>
+        </w:rPr>
+        <w:t xml:space="preserve">    ├── test_app/</w:t>
+      </w:r>
+    </w:p>
+    <w:p>
+      <w:pPr>
+        <w:spacing w:before="0" w:after="0"/>
+        <w:ind w:left="227" w:right="227"/>
+        <w:shd w:val="clear" w:color="auto" w:fill="F2F2F2"/>
+      </w:pPr>
+      <w:r>
+        <w:rPr>
+          <w:rFonts w:ascii="Courier New" w:hAnsi="Courier New"/>
+          <w:color w:val="1A1A1A"/>
+          <w:sz w:val="18"/>
+        </w:rPr>
+        <w:t xml:space="preserve">    │   ├── client.py           # Synchronous KMIP 2.1 client</w:t>
+      </w:r>
+    </w:p>
+    <w:p>
+      <w:pPr>
+        <w:spacing w:before="0" w:after="0"/>
+        <w:ind w:left="227" w:right="227"/>
+        <w:shd w:val="clear" w:color="auto" w:fill="F2F2F2"/>
+      </w:pPr>
+      <w:r>
+        <w:rPr>
+          <w:rFonts w:ascii="Courier New" w:hAnsi="Courier New"/>
+          <w:color w:val="1A1A1A"/>
+          <w:sz w:val="18"/>
+        </w:rPr>
+        <w:t xml:space="preserve">    │   └── demo.py             # End-to-end demo</w:t>
+      </w:r>
+    </w:p>
+    <w:p>
+      <w:pPr>
+        <w:spacing w:before="0" w:after="0"/>
+        <w:ind w:left="227" w:right="227"/>
+        <w:shd w:val="clear" w:color="auto" w:fill="F2F2F2"/>
+      </w:pPr>
+      <w:r>
+        <w:rPr>
+          <w:rFonts w:ascii="Courier New" w:hAnsi="Courier New"/>
+          <w:color w:val="1A1A1A"/>
+          <w:sz w:val="18"/>
+        </w:rPr>
+        <w:t xml:space="preserve">    └── tests/</w:t>
+      </w:r>
+    </w:p>
+    <w:p>
+      <w:pPr>
+        <w:spacing w:before="0" w:after="0"/>
+        <w:ind w:left="227" w:right="227"/>
+        <w:shd w:val="clear" w:color="auto" w:fill="F2F2F2"/>
+      </w:pPr>
+      <w:r>
+        <w:rPr>
+          <w:rFonts w:ascii="Courier New" w:hAnsi="Courier New"/>
+          <w:color w:val="1A1A1A"/>
+          <w:sz w:val="18"/>
+        </w:rPr>
+        <w:t xml:space="preserve">        ├── conftest.py         # Shared fixtures</w:t>
+      </w:r>
+    </w:p>
+    <w:p>
+      <w:pPr>
+        <w:spacing w:before="0" w:after="0"/>
+        <w:ind w:left="227" w:right="227"/>
+        <w:shd w:val="clear" w:color="auto" w:fill="F2F2F2"/>
+      </w:pPr>
+      <w:r>
+        <w:rPr>
+          <w:rFonts w:ascii="Courier New" w:hAnsi="Courier New"/>
+          <w:color w:val="1A1A1A"/>
+          <w:sz w:val="18"/>
+        </w:rPr>
+        <w:t xml:space="preserve">        ├── test_ttlv.py              #  22 TTLV unit tests</w:t>
+      </w:r>
+    </w:p>
+    <w:p>
+      <w:pPr>
+        <w:spacing w:before="0" w:after="0"/>
+        <w:ind w:left="227" w:right="227"/>
+        <w:shd w:val="clear" w:color="auto" w:fill="F2F2F2"/>
+      </w:pPr>
+      <w:r>
+        <w:rPr>
+          <w:rFonts w:ascii="Courier New" w:hAnsi="Courier New"/>
+          <w:color w:val="1A1A1A"/>
+          <w:sz w:val="18"/>
+        </w:rPr>
+        <w:t xml:space="preserve">        ├── test_lifecycle.py         #  26 lifecycle state-machine tests</w:t>
+      </w:r>
+    </w:p>
+    <w:p>
+      <w:pPr>
+        <w:spacing w:before="0" w:after="0"/>
+        <w:ind w:left="227" w:right="227"/>
+        <w:shd w:val="clear" w:color="auto" w:fill="F2F2F2"/>
+      </w:pPr>
+      <w:r>
+        <w:rPr>
+          <w:rFonts w:ascii="Courier New" w:hAnsi="Courier New"/>
+          <w:color w:val="1A1A1A"/>
+          <w:sz w:val="18"/>
+        </w:rPr>
+        <w:t xml:space="preserve">        ├── test_metadata.py          #  18 metadata store unit tests</w:t>
+      </w:r>
+    </w:p>
+    <w:p>
+      <w:pPr>
+        <w:spacing w:before="0" w:after="0"/>
+        <w:ind w:left="227" w:right="227"/>
+        <w:shd w:val="clear" w:color="auto" w:fill="F2F2F2"/>
+      </w:pPr>
+      <w:r>
+        <w:rPr>
+          <w:rFonts w:ascii="Courier New" w:hAnsi="Courier New"/>
+          <w:color w:val="1A1A1A"/>
+          <w:sz w:val="18"/>
+        </w:rPr>
+        <w:t xml:space="preserve">        ├── test_operations.py        #   8 operation integration tests</w:t>
+      </w:r>
+    </w:p>
+    <w:p>
+      <w:pPr>
+        <w:spacing w:before="0" w:after="0"/>
+        <w:ind w:left="227" w:right="227"/>
+        <w:shd w:val="clear" w:color="auto" w:fill="F2F2F2"/>
+      </w:pPr>
+      <w:r>
+        <w:rPr>
+          <w:rFonts w:ascii="Courier New" w:hAnsi="Courier New"/>
+          <w:color w:val="1A1A1A"/>
+          <w:sz w:val="18"/>
+        </w:rPr>
+        <w:t xml:space="preserve">        ├── test_conformance.py       #  48 OASIS KMIP conformance tests</w:t>
+      </w:r>
+    </w:p>
+    <w:p>
+      <w:pPr>
+        <w:spacing w:before="0" w:after="0"/>
+        <w:ind w:left="227" w:right="227"/>
+        <w:shd w:val="clear" w:color="auto" w:fill="F2F2F2"/>
+      </w:pPr>
+      <w:r>
+        <w:rPr>
+          <w:rFonts w:ascii="Courier New" w:hAnsi="Courier New"/>
+          <w:color w:val="1A1A1A"/>
+          <w:sz w:val="18"/>
+        </w:rPr>
+        <w:t xml:space="preserve">        ├── test_governance.py        #  48 governance tests: cryptoperiod, dual</w:t>
+      </w:r>
+    </w:p>
+    <w:p>
+      <w:pPr>
+        <w:spacing w:before="0" w:after="0"/>
+        <w:ind w:left="227" w:right="227"/>
+        <w:shd w:val="clear" w:color="auto" w:fill="F2F2F2"/>
+      </w:pPr>
+      <w:r>
+        <w:rPr>
+          <w:rFonts w:ascii="Courier New" w:hAnsi="Courier New"/>
+          <w:color w:val="1A1A1A"/>
+          <w:sz w:val="18"/>
+        </w:rPr>
+        <w:t xml:space="preserve">        │                             #   control, groups, role allowlists</w:t>
+      </w:r>
+    </w:p>
+    <w:p>
+      <w:pPr>
+        <w:spacing w:before="0" w:after="0"/>
+        <w:ind w:left="227" w:right="227"/>
+        <w:shd w:val="clear" w:color="auto" w:fill="F2F2F2"/>
+      </w:pPr>
+      <w:r>
+        <w:rPr>
+          <w:rFonts w:ascii="Courier New" w:hAnsi="Courier New"/>
+          <w:color w:val="1A1A1A"/>
+          <w:sz w:val="18"/>
+        </w:rPr>
+        <w:t xml:space="preserve">        └── test_extended_coverage.py # 641 live tests: every operation, algorithm</w:t>
       </w:r>
     </w:p>
     <w:p>
@@ -7081,7 +7755,7 @@
           <w:color w:val="909090"/>
           <w:sz w:val="18"/>
         </w:rPr>
-        <w:t>KMIP on PKCS#11  ·  Installation &amp; Test Guide  ·  Generated 2026-08-10</w:t>
+        <w:t>KMIP on PKCS#11  ·  Installation &amp; Test Guide  ·  Generated 2026-08-18</w:t>
       </w:r>
     </w:p>
     <w:sectPr>

--- a/KMIP_PKCS11_Install_Test_Guide.docx
+++ b/KMIP_PKCS11_Install_Test_Guide.docx
@@ -41,7 +41,7 @@
           <w:color w:val="606060"/>
           <w:sz w:val="22"/>
         </w:rPr>
-        <w:t>Version 1.0  ·  22 August 2026</w:t>
+        <w:t>Version 1.0  ·  03 September 2026</w:t>
       </w:r>
     </w:p>
     <w:p/>
@@ -71,7 +71,7 @@
           <w:rFonts w:ascii="Calibri" w:hAnsi="Calibri"/>
           <w:sz w:val="22"/>
         </w:rPr>
-        <w:t>This guide takes a machine with nothing on it to a running, TLS-protected KMIP 2.1 server backed by a PKCS#11 token, and then shows how to verify it, operate it, upgrade it and recover it. It also covers running the 813-test suite, which is the fastest way to confirm an installation is sound.</w:t>
+        <w:t>This guide takes a machine with nothing on it to a running, TLS-protected KMIP 2.1 server backed by a PKCS#11 token, and then shows how to verify it, operate it, upgrade it and recover it. It also covers running the 816-test suite, which is the fastest way to confirm an installation is sound.</w:t>
       </w:r>
     </w:p>
     <w:p>
@@ -5224,7 +5224,7 @@
           <w:rFonts w:ascii="Calibri" w:hAnsi="Calibri"/>
           <w:sz w:val="22"/>
         </w:rPr>
-        <w:t>813 tests, all executed live against a real SoftHSM2 token rather than against mocks. Running them is the fastest way to confirm an installation is sound, and the fastest way to find out that a token lacks a mechanism the suite needs.</w:t>
+        <w:t>816 tests, all executed live against a real SoftHSM2 token rather than against mocks. Running them is the fastest way to confirm an installation is sound, and the fastest way to find out that a token lacks a mechanism the suite needs.</w:t>
       </w:r>
     </w:p>
     <w:p>
@@ -5283,7 +5283,7 @@
           <w:color w:val="1A1A1A"/>
           <w:sz w:val="18"/>
         </w:rPr>
-        <w:t>→ 813 passed in 48.22s</w:t>
+        <w:t>→ 816 passed in 53.44s</w:t>
       </w:r>
     </w:p>
     <w:p>
@@ -6237,7 +6237,7 @@
                 <w:rFonts w:ascii="Calibri" w:hAnsi="Calibri"/>
                 <w:sz w:val="20"/>
               </w:rPr>
-              <w:t>643</w:t>
+              <w:t>646</w:t>
             </w:r>
           </w:p>
         </w:tc>
@@ -6313,7 +6313,7 @@
                 <w:rFonts w:ascii="Calibri" w:hAnsi="Calibri"/>
                 <w:sz w:val="20"/>
               </w:rPr>
-              <w:t>813</w:t>
+              <w:t>816</w:t>
             </w:r>
           </w:p>
         </w:tc>
@@ -10654,7 +10654,7 @@
           <w:color w:val="909090"/>
           <w:sz w:val="18"/>
         </w:rPr>
-        <w:t>KMIP on PKCS#11  ·  Installation, Deployment &amp; Test Guide  ·  22 August 2026</w:t>
+        <w:t>KMIP on PKCS#11  ·  Installation, Deployment &amp; Test Guide  ·  03 September 2026</w:t>
       </w:r>
     </w:p>
     <w:sectPr>

--- a/KMIP_PKCS11_Install_Test_Guide.docx
+++ b/KMIP_PKCS11_Install_Test_Guide.docx
@@ -41,7 +41,7 @@
           <w:color w:val="606060"/>
           <w:sz w:val="22"/>
         </w:rPr>
-        <w:t>Version 1.0  ·  03 September 2026</w:t>
+        <w:t>Version 1.0  ·  07 September 2026</w:t>
       </w:r>
     </w:p>
     <w:p/>
@@ -10618,7 +10618,7 @@
                 <w:rFonts w:ascii="Calibri" w:hAnsi="Calibri"/>
                 <w:sz w:val="20"/>
               </w:rPr>
-              <w:t>README_KMIP.md</w:t>
+              <w:t>KMIP_PKCS11_KMS_Gap_Matrix.docx</w:t>
             </w:r>
           </w:p>
         </w:tc>
@@ -10637,6 +10637,44 @@
                 <w:rFonts w:ascii="Calibri" w:hAnsi="Calibri"/>
                 <w:sz w:val="20"/>
               </w:rPr>
+              <w:t>What a high-end commercial KMS is expected to do, whether this project covers it, and the route for every gap.</w:t>
+            </w:r>
+          </w:p>
+        </w:tc>
+      </w:tr>
+      <w:tr>
+        <w:tc>
+          <w:tcPr>
+            <w:tcW w:type="dxa" w:w="3685"/>
+            <w:vAlign w:val="center"/>
+          </w:tcPr>
+          <w:p>
+            <w:pPr>
+              <w:spacing w:before="20" w:after="20"/>
+            </w:pPr>
+            <w:r>
+              <w:rPr>
+                <w:rFonts w:ascii="Calibri" w:hAnsi="Calibri"/>
+                <w:sz w:val="20"/>
+              </w:rPr>
+              <w:t>README_KMIP.md</w:t>
+            </w:r>
+          </w:p>
+        </w:tc>
+        <w:tc>
+          <w:tcPr>
+            <w:tcW w:type="dxa" w:w="5953"/>
+            <w:vAlign w:val="center"/>
+          </w:tcPr>
+          <w:p>
+            <w:pPr>
+              <w:spacing w:before="20" w:after="20"/>
+            </w:pPr>
+            <w:r>
+              <w:rPr>
+                <w:rFonts w:ascii="Calibri" w:hAnsi="Calibri"/>
+                <w:sz w:val="20"/>
+              </w:rPr>
               <w:t>The short version of all of the above.</w:t>
             </w:r>
           </w:p>
@@ -10654,7 +10692,7 @@
           <w:color w:val="909090"/>
           <w:sz w:val="18"/>
         </w:rPr>
-        <w:t>KMIP on PKCS#11  ·  Installation, Deployment &amp; Test Guide  ·  03 September 2026</w:t>
+        <w:t>KMIP on PKCS#11  ·  Installation, Deployment &amp; Test Guide  ·  07 September 2026</w:t>
       </w:r>
     </w:p>
     <w:sectPr>

--- a/KMIP_PKCS11_Install_Test_Guide.docx
+++ b/KMIP_PKCS11_Install_Test_Guide.docx
@@ -41,7 +41,7 @@
           <w:color w:val="606060"/>
           <w:sz w:val="22"/>
         </w:rPr>
-        <w:t>Version 1.0  ·  07 September 2026</w:t>
+        <w:t>Version 1.0  ·  11 September 2026</w:t>
       </w:r>
     </w:p>
     <w:p/>
@@ -10692,7 +10692,7 @@
           <w:color w:val="909090"/>
           <w:sz w:val="18"/>
         </w:rPr>
-        <w:t>KMIP on PKCS#11  ·  Installation, Deployment &amp; Test Guide  ·  07 September 2026</w:t>
+        <w:t>KMIP on PKCS#11  ·  Installation, Deployment &amp; Test Guide  ·  11 September 2026</w:t>
       </w:r>
     </w:p>
     <w:sectPr>
